--- a/Reportes/FC_PagoAnticipadoPrivado.docx
+++ b/Reportes/FC_PagoAnticipadoPrivado.docx
@@ -155,6 +155,7 @@
         <w:t>NÚMERO DE FIANZA: {</w:t>
       </w:r>
       <w:proofErr w:type="spellStart"/>
+      <w:proofErr w:type="gramStart"/>
       <w:r>
         <w:rPr>
           <w:rFonts w:ascii="Arial" w:eastAsia="Times New Roman" w:hAnsi="Arial" w:cs="Arial"/>
@@ -166,6 +167,7 @@
         <w:t>custom.NumeroFianza</w:t>
       </w:r>
       <w:proofErr w:type="spellEnd"/>
+      <w:proofErr w:type="gramEnd"/>
       <w:r>
         <w:rPr>
           <w:rFonts w:ascii="Arial" w:eastAsia="Times New Roman" w:hAnsi="Arial" w:cs="Arial"/>
@@ -232,6 +234,7 @@
         <w:t>{</w:t>
       </w:r>
       <w:proofErr w:type="spellStart"/>
+      <w:proofErr w:type="gramStart"/>
       <w:r>
         <w:rPr>
           <w:rFonts w:ascii="Arial" w:eastAsia="Times New Roman" w:hAnsi="Arial" w:cs="Arial"/>
@@ -244,6 +247,7 @@
         <w:t>custom.NumeroFianza</w:t>
       </w:r>
       <w:proofErr w:type="spellEnd"/>
+      <w:proofErr w:type="gramEnd"/>
       <w:r>
         <w:rPr>
           <w:rFonts w:ascii="Arial" w:eastAsia="Times New Roman" w:hAnsi="Arial" w:cs="Arial"/>
@@ -310,6 +314,7 @@
         <w:t>{</w:t>
       </w:r>
       <w:proofErr w:type="spellStart"/>
+      <w:proofErr w:type="gramStart"/>
       <w:r>
         <w:rPr>
           <w:rFonts w:ascii="Arial" w:eastAsia="Times New Roman" w:hAnsi="Arial" w:cs="Arial"/>
@@ -322,6 +327,7 @@
         <w:t>custom.Descripcion</w:t>
       </w:r>
       <w:proofErr w:type="spellEnd"/>
+      <w:proofErr w:type="gramEnd"/>
       <w:r>
         <w:rPr>
           <w:rFonts w:ascii="Arial" w:eastAsia="Times New Roman" w:hAnsi="Arial" w:cs="Arial"/>
@@ -389,6 +395,7 @@
         <w:t>{</w:t>
       </w:r>
       <w:proofErr w:type="spellStart"/>
+      <w:proofErr w:type="gramStart"/>
       <w:r>
         <w:rPr>
           <w:rFonts w:ascii="Arial" w:eastAsia="Times New Roman" w:hAnsi="Arial" w:cs="Arial"/>
@@ -401,6 +408,7 @@
         <w:t>custom.Tenedor</w:t>
       </w:r>
       <w:proofErr w:type="spellEnd"/>
+      <w:proofErr w:type="gramEnd"/>
       <w:r>
         <w:rPr>
           <w:rFonts w:ascii="Arial" w:eastAsia="Times New Roman" w:hAnsi="Arial" w:cs="Arial"/>
@@ -450,6 +458,7 @@
         <w:t>ACREEDOR: {</w:t>
       </w:r>
       <w:proofErr w:type="spellStart"/>
+      <w:proofErr w:type="gramStart"/>
       <w:r>
         <w:rPr>
           <w:rFonts w:ascii="Arial" w:eastAsia="Times New Roman" w:hAnsi="Arial" w:cs="Arial"/>
@@ -462,6 +471,7 @@
         <w:t>custom.AFavor</w:t>
       </w:r>
       <w:proofErr w:type="spellEnd"/>
+      <w:proofErr w:type="gramEnd"/>
       <w:r>
         <w:rPr>
           <w:rFonts w:ascii="Arial" w:eastAsia="Times New Roman" w:hAnsi="Arial" w:cs="Arial"/>
@@ -531,6 +541,7 @@
         <w:t>{</w:t>
       </w:r>
       <w:proofErr w:type="spellStart"/>
+      <w:proofErr w:type="gramStart"/>
       <w:r>
         <w:rPr>
           <w:rFonts w:ascii="Arial" w:eastAsia="Times New Roman" w:hAnsi="Arial" w:cs="Arial"/>
@@ -544,6 +555,7 @@
         <w:t>custom.AFavor</w:t>
       </w:r>
       <w:proofErr w:type="spellEnd"/>
+      <w:proofErr w:type="gramEnd"/>
       <w:r>
         <w:rPr>
           <w:rFonts w:ascii="Arial" w:eastAsia="Times New Roman" w:hAnsi="Arial" w:cs="Arial"/>
@@ -647,6 +659,7 @@
         <w:t>{</w:t>
       </w:r>
       <w:proofErr w:type="spellStart"/>
+      <w:proofErr w:type="gramStart"/>
       <w:r>
         <w:rPr>
           <w:rFonts w:ascii="Arial" w:eastAsia="Times New Roman" w:hAnsi="Arial" w:cs="Arial"/>
@@ -659,6 +672,7 @@
         <w:t>custom.HastaTexto</w:t>
       </w:r>
       <w:proofErr w:type="spellEnd"/>
+      <w:proofErr w:type="gramEnd"/>
       <w:r>
         <w:rPr>
           <w:rFonts w:ascii="Arial" w:eastAsia="Times New Roman" w:hAnsi="Arial" w:cs="Arial"/>
@@ -796,6 +810,7 @@
         <w:t>{</w:t>
       </w:r>
       <w:proofErr w:type="spellStart"/>
+      <w:proofErr w:type="gramStart"/>
       <w:r>
         <w:rPr>
           <w:rFonts w:ascii="Arial" w:eastAsia="Times New Roman" w:hAnsi="Arial" w:cs="Arial"/>
@@ -808,6 +823,7 @@
         <w:t>custom.SumaTextoTotal</w:t>
       </w:r>
       <w:proofErr w:type="spellEnd"/>
+      <w:proofErr w:type="gramEnd"/>
       <w:r>
         <w:rPr>
           <w:rFonts w:ascii="Arial" w:eastAsia="Times New Roman" w:hAnsi="Arial" w:cs="Arial"/>
@@ -877,6 +893,7 @@
         <w:t>{</w:t>
       </w:r>
       <w:proofErr w:type="spellStart"/>
+      <w:proofErr w:type="gramStart"/>
       <w:r>
         <w:rPr>
           <w:rFonts w:ascii="Arial" w:eastAsia="Times New Roman" w:hAnsi="Arial" w:cs="Arial"/>
@@ -889,6 +906,7 @@
         <w:t>custom.MonedaMonto</w:t>
       </w:r>
       <w:proofErr w:type="spellEnd"/>
+      <w:proofErr w:type="gramEnd"/>
       <w:r>
         <w:rPr>
           <w:rFonts w:ascii="Arial" w:eastAsia="Times New Roman" w:hAnsi="Arial" w:cs="Arial"/>
@@ -1351,6 +1369,7 @@
         <w:t>{</w:t>
       </w:r>
       <w:proofErr w:type="spellStart"/>
+      <w:proofErr w:type="gramStart"/>
       <w:r>
         <w:rPr>
           <w:rFonts w:ascii="Arial" w:eastAsia="Times New Roman" w:hAnsi="Arial" w:cs="Arial"/>
@@ -1363,6 +1382,7 @@
         <w:t>custom.Tenedor</w:t>
       </w:r>
       <w:proofErr w:type="spellEnd"/>
+      <w:proofErr w:type="gramEnd"/>
       <w:r>
         <w:rPr>
           <w:rFonts w:ascii="Arial" w:eastAsia="Times New Roman" w:hAnsi="Arial" w:cs="Arial"/>
@@ -1520,7 +1540,18 @@
           <w:sz w:val="19"/>
           <w:szCs w:val="24"/>
         </w:rPr>
-        <w:t xml:space="preserve">EN FE DE LO CUAL, se suscribe este Contrato de Fianza de Pago Anticipado, en la Ciudad de Panamá República de Panamá, a los  </w:t>
+        <w:t xml:space="preserve">EN FE DE LO CUAL, se suscribe este Contrato de Fianza de Pago Anticipado, en la Ciudad de Panamá República de Panamá, a </w:t>
+      </w:r>
+      <w:proofErr w:type="gramStart"/>
+      <w:r>
+        <w:rPr>
+          <w:rFonts w:ascii="Arial" w:eastAsia="Times New Roman" w:hAnsi="Arial" w:cs="Arial"/>
+          <w:color w:val="000000"/>
+          <w:kern w:val="2"/>
+          <w:sz w:val="19"/>
+          <w:szCs w:val="24"/>
+        </w:rPr>
+        <w:t xml:space="preserve">los  </w:t>
       </w:r>
       <w:r>
         <w:rPr>
@@ -1534,6 +1565,7 @@
         <w:t>{</w:t>
       </w:r>
       <w:proofErr w:type="spellStart"/>
+      <w:proofErr w:type="gramEnd"/>
       <w:r>
         <w:rPr>
           <w:rFonts w:ascii="Arial" w:eastAsia="Times New Roman" w:hAnsi="Arial" w:cs="Arial"/>
@@ -1627,7 +1659,29 @@
           <w:sz w:val="19"/>
           <w:szCs w:val="24"/>
         </w:rPr>
-        <w:t>La vigencia de esta fianza corresponde al período de ejecución del contrato principal más un término de sesenta (60) días posteriores al vencimiento del mismo, o  cuando se haya efectuado el total reintegro a EL ACREEDOR de la suma anticipada, fecha o condición en que terminará toda responsabilidad de LA FIADORA para EL ACREEDOR por razón de la presente fianza.</w:t>
+        <w:t xml:space="preserve">La vigencia de esta fianza corresponde al período de ejecución del contrato principal más un término de sesenta (60) días posteriores al vencimiento del mismo, </w:t>
+      </w:r>
+      <w:proofErr w:type="gramStart"/>
+      <w:r>
+        <w:rPr>
+          <w:rFonts w:ascii="Arial" w:eastAsia="Times New Roman" w:hAnsi="Arial" w:cs="Arial"/>
+          <w:color w:val="000000"/>
+          <w:kern w:val="2"/>
+          <w:sz w:val="19"/>
+          <w:szCs w:val="24"/>
+        </w:rPr>
+        <w:t>o  cuando</w:t>
+      </w:r>
+      <w:proofErr w:type="gramEnd"/>
+      <w:r>
+        <w:rPr>
+          <w:rFonts w:ascii="Arial" w:eastAsia="Times New Roman" w:hAnsi="Arial" w:cs="Arial"/>
+          <w:color w:val="000000"/>
+          <w:kern w:val="2"/>
+          <w:sz w:val="19"/>
+          <w:szCs w:val="24"/>
+        </w:rPr>
+        <w:t xml:space="preserve"> se haya efectuado el total reintegro a EL ACREEDOR de la suma anticipada, fecha o condición en que terminará toda responsabilidad de LA FIADORA para EL ACREEDOR por razón de la presente fianza.</w:t>
       </w:r>
     </w:p>
     <w:p>
@@ -1739,7 +1793,29 @@
           <w:sz w:val="19"/>
           <w:szCs w:val="24"/>
         </w:rPr>
-        <w:t>La vigencia de esta fianza corresponde al período de ejecución del contrato principal más un término de sesenta (60) días posteriores al vencimiento del mismo, o  cuando se haya efectuado el total reintegro a EL ACREEDOR de la suma anticipada, fecha o condición en que terminará toda responsabilidad de LA FIADORA para EL ACREEDOR por razón de la presente fianza.</w:t>
+        <w:t xml:space="preserve">La vigencia de esta fianza corresponde al período de ejecución del contrato principal más un término de sesenta (60) días posteriores al vencimiento del mismo, </w:t>
+      </w:r>
+      <w:proofErr w:type="gramStart"/>
+      <w:r>
+        <w:rPr>
+          <w:rFonts w:ascii="Arial" w:eastAsia="Times New Roman" w:hAnsi="Arial" w:cs="Arial"/>
+          <w:color w:val="000000"/>
+          <w:kern w:val="2"/>
+          <w:sz w:val="19"/>
+          <w:szCs w:val="24"/>
+        </w:rPr>
+        <w:t>o  cuando</w:t>
+      </w:r>
+      <w:proofErr w:type="gramEnd"/>
+      <w:r>
+        <w:rPr>
+          <w:rFonts w:ascii="Arial" w:eastAsia="Times New Roman" w:hAnsi="Arial" w:cs="Arial"/>
+          <w:color w:val="000000"/>
+          <w:kern w:val="2"/>
+          <w:sz w:val="19"/>
+          <w:szCs w:val="24"/>
+        </w:rPr>
+        <w:t xml:space="preserve"> se haya efectuado el total reintegro a EL ACREEDOR de la suma anticipada, fecha o condición en que terminará toda responsabilidad de LA FIADORA para EL ACREEDOR por razón de la presente fianza.</w:t>
       </w:r>
     </w:p>
     <w:p>
@@ -2136,7 +2212,29 @@
           <w:sz w:val="15"/>
           <w:szCs w:val="24"/>
         </w:rPr>
-        <w:t xml:space="preserve">Texto de Fianzas de acuerdo a modelo establecido por la Cámara de Comercio Internacional, </w:t>
+        <w:t xml:space="preserve">Texto de Fianzas </w:t>
+      </w:r>
+      <w:proofErr w:type="gramStart"/>
+      <w:r>
+        <w:rPr>
+          <w:rFonts w:ascii="Arial" w:eastAsia="Times New Roman" w:hAnsi="Arial" w:cs="Arial"/>
+          <w:color w:val="000000"/>
+          <w:kern w:val="2"/>
+          <w:sz w:val="15"/>
+          <w:szCs w:val="24"/>
+        </w:rPr>
+        <w:t>de acuerdo a</w:t>
+      </w:r>
+      <w:proofErr w:type="gramEnd"/>
+      <w:r>
+        <w:rPr>
+          <w:rFonts w:ascii="Arial" w:eastAsia="Times New Roman" w:hAnsi="Arial" w:cs="Arial"/>
+          <w:color w:val="000000"/>
+          <w:kern w:val="2"/>
+          <w:sz w:val="15"/>
+          <w:szCs w:val="24"/>
+        </w:rPr>
+        <w:t xml:space="preserve"> modelo establecido por la Cámara de Comercio Internacional, </w:t>
       </w:r>
     </w:p>
     <w:p>
@@ -2201,12 +2299,7 @@
       </w:r>
     </w:p>
     <w:sectPr>
-      <w:headerReference w:type="even" r:id="rId6"/>
-      <w:headerReference w:type="default" r:id="rId7"/>
-      <w:footerReference w:type="even" r:id="rId8"/>
-      <w:footerReference w:type="default" r:id="rId9"/>
-      <w:headerReference w:type="first" r:id="rId10"/>
-      <w:footerReference w:type="first" r:id="rId11"/>
+      <w:footerReference w:type="default" r:id="rId6"/>
       <w:type w:val="continuous"/>
       <w:pgSz w:w="12240" w:h="15840"/>
       <w:pgMar w:top="360" w:right="360" w:bottom="360" w:left="360" w:header="720" w:footer="720" w:gutter="0"/>
@@ -2244,19 +2337,49 @@
 
 <file path=word/footer1.xml><?xml version="1.0" encoding="utf-8"?>
 <w:ftr xmlns:wpc="http://schemas.microsoft.com/office/word/2010/wordprocessingCanvas" xmlns:cx="http://schemas.microsoft.com/office/drawing/2014/chartex" xmlns:cx1="http://schemas.microsoft.com/office/drawing/2015/9/8/chartex" xmlns:cx2="http://schemas.microsoft.com/office/drawing/2015/10/21/chartex" xmlns:cx3="http://schemas.microsoft.com/office/drawing/2016/5/9/chartex" xmlns:cx4="http://schemas.microsoft.com/office/drawing/2016/5/10/chartex" xmlns:cx5="http://schemas.microsoft.com/office/drawing/2016/5/11/chartex" xmlns:cx6="http://schemas.microsoft.com/office/drawing/2016/5/12/chartex" xmlns:cx7="http://schemas.microsoft.com/office/drawing/2016/5/13/chartex" xmlns:cx8="http://schemas.microsoft.com/office/drawing/2016/5/14/chartex" xmlns:mc="http://schemas.openxmlformats.org/markup-compatibility/2006" xmlns:aink="http://schemas.microsoft.com/office/drawing/2016/ink" xmlns:am3d="http://schemas.microsoft.com/office/drawing/2017/model3d" xmlns:o="urn:schemas-microsoft-com:office:office" xmlns:oel="http://schemas.microsoft.com/office/2019/extlst" xmlns:r="http://schemas.openxmlformats.org/officeDocument/2006/relationships" xmlns:m="http://schemas.openxmlformats.org/officeDocument/2006/math" xmlns:v="urn:schemas-microsoft-com:vml" xmlns:wp14="http://schemas.microsoft.com/office/word/2010/wordprocessingDrawing" xmlns:wp="http://schemas.openxmlformats.org/drawingml/2006/wordprocessingDrawing" xmlns:w10="urn:schemas-microsoft-com:office:word" xmlns:w="http://schemas.openxmlformats.org/wordprocessingml/2006/main" xmlns:w14="http://schemas.microsoft.com/office/word/2010/wordml" xmlns:w15="http://schemas.microsoft.com/office/word/2012/wordml" xmlns:w16cex="http://schemas.microsoft.com/office/word/2018/wordml/cex" xmlns:w16cid="http://schemas.microsoft.com/office/word/2016/wordml/cid" xmlns:w16="http://schemas.microsoft.com/office/word/2018/wordml" xmlns:w16sdtdh="http://schemas.microsoft.com/office/word/2020/wordml/sdtdatahash" xmlns:w16se="http://schemas.microsoft.com/office/word/2015/wordml/symex" xmlns:wpg="http://schemas.microsoft.com/office/word/2010/wordprocessingGroup" xmlns:wpi="http://schemas.microsoft.com/office/word/2010/wordprocessingInk" xmlns:wne="http://schemas.microsoft.com/office/word/2006/wordml" xmlns:wps="http://schemas.microsoft.com/office/word/2010/wordprocessingShape" mc:Ignorable="w14 w15 w16se w16cid w16 w16cex w16sdtdh wp14">
-  <w:p/>
-</w:ftr>
-</file>
-
-<file path=word/footer2.xml><?xml version="1.0" encoding="utf-8"?>
-<w:ftr xmlns:wpc="http://schemas.microsoft.com/office/word/2010/wordprocessingCanvas" xmlns:cx="http://schemas.microsoft.com/office/drawing/2014/chartex" xmlns:cx1="http://schemas.microsoft.com/office/drawing/2015/9/8/chartex" xmlns:cx2="http://schemas.microsoft.com/office/drawing/2015/10/21/chartex" xmlns:cx3="http://schemas.microsoft.com/office/drawing/2016/5/9/chartex" xmlns:cx4="http://schemas.microsoft.com/office/drawing/2016/5/10/chartex" xmlns:cx5="http://schemas.microsoft.com/office/drawing/2016/5/11/chartex" xmlns:cx6="http://schemas.microsoft.com/office/drawing/2016/5/12/chartex" xmlns:cx7="http://schemas.microsoft.com/office/drawing/2016/5/13/chartex" xmlns:cx8="http://schemas.microsoft.com/office/drawing/2016/5/14/chartex" xmlns:mc="http://schemas.openxmlformats.org/markup-compatibility/2006" xmlns:aink="http://schemas.microsoft.com/office/drawing/2016/ink" xmlns:am3d="http://schemas.microsoft.com/office/drawing/2017/model3d" xmlns:o="urn:schemas-microsoft-com:office:office" xmlns:oel="http://schemas.microsoft.com/office/2019/extlst" xmlns:r="http://schemas.openxmlformats.org/officeDocument/2006/relationships" xmlns:m="http://schemas.openxmlformats.org/officeDocument/2006/math" xmlns:v="urn:schemas-microsoft-com:vml" xmlns:wp14="http://schemas.microsoft.com/office/word/2010/wordprocessingDrawing" xmlns:wp="http://schemas.openxmlformats.org/drawingml/2006/wordprocessingDrawing" xmlns:w10="urn:schemas-microsoft-com:office:word" xmlns:w="http://schemas.openxmlformats.org/wordprocessingml/2006/main" xmlns:w14="http://schemas.microsoft.com/office/word/2010/wordml" xmlns:w15="http://schemas.microsoft.com/office/word/2012/wordml" xmlns:w16cex="http://schemas.microsoft.com/office/word/2018/wordml/cex" xmlns:w16cid="http://schemas.microsoft.com/office/word/2016/wordml/cid" xmlns:w16="http://schemas.microsoft.com/office/word/2018/wordml" xmlns:w16sdtdh="http://schemas.microsoft.com/office/word/2020/wordml/sdtdatahash" xmlns:w16se="http://schemas.microsoft.com/office/word/2015/wordml/symex" xmlns:wpg="http://schemas.microsoft.com/office/word/2010/wordprocessingGroup" xmlns:wpi="http://schemas.microsoft.com/office/word/2010/wordprocessingInk" xmlns:wne="http://schemas.microsoft.com/office/word/2006/wordml" xmlns:wps="http://schemas.microsoft.com/office/word/2010/wordprocessingShape" mc:Ignorable="w14 w15 w16se w16cid w16 w16cex w16sdtdh wp14">
-  <w:p/>
-</w:ftr>
-</file>
-
-<file path=word/footer3.xml><?xml version="1.0" encoding="utf-8"?>
-<w:ftr xmlns:wpc="http://schemas.microsoft.com/office/word/2010/wordprocessingCanvas" xmlns:cx="http://schemas.microsoft.com/office/drawing/2014/chartex" xmlns:cx1="http://schemas.microsoft.com/office/drawing/2015/9/8/chartex" xmlns:cx2="http://schemas.microsoft.com/office/drawing/2015/10/21/chartex" xmlns:cx3="http://schemas.microsoft.com/office/drawing/2016/5/9/chartex" xmlns:cx4="http://schemas.microsoft.com/office/drawing/2016/5/10/chartex" xmlns:cx5="http://schemas.microsoft.com/office/drawing/2016/5/11/chartex" xmlns:cx6="http://schemas.microsoft.com/office/drawing/2016/5/12/chartex" xmlns:cx7="http://schemas.microsoft.com/office/drawing/2016/5/13/chartex" xmlns:cx8="http://schemas.microsoft.com/office/drawing/2016/5/14/chartex" xmlns:mc="http://schemas.openxmlformats.org/markup-compatibility/2006" xmlns:aink="http://schemas.microsoft.com/office/drawing/2016/ink" xmlns:am3d="http://schemas.microsoft.com/office/drawing/2017/model3d" xmlns:o="urn:schemas-microsoft-com:office:office" xmlns:oel="http://schemas.microsoft.com/office/2019/extlst" xmlns:r="http://schemas.openxmlformats.org/officeDocument/2006/relationships" xmlns:m="http://schemas.openxmlformats.org/officeDocument/2006/math" xmlns:v="urn:schemas-microsoft-com:vml" xmlns:wp14="http://schemas.microsoft.com/office/word/2010/wordprocessingDrawing" xmlns:wp="http://schemas.openxmlformats.org/drawingml/2006/wordprocessingDrawing" xmlns:w10="urn:schemas-microsoft-com:office:word" xmlns:w="http://schemas.openxmlformats.org/wordprocessingml/2006/main" xmlns:w14="http://schemas.microsoft.com/office/word/2010/wordml" xmlns:w15="http://schemas.microsoft.com/office/word/2012/wordml" xmlns:w16cex="http://schemas.microsoft.com/office/word/2018/wordml/cex" xmlns:w16cid="http://schemas.microsoft.com/office/word/2016/wordml/cid" xmlns:w16="http://schemas.microsoft.com/office/word/2018/wordml" xmlns:w16sdtdh="http://schemas.microsoft.com/office/word/2020/wordml/sdtdatahash" xmlns:w16se="http://schemas.microsoft.com/office/word/2015/wordml/symex" xmlns:wpg="http://schemas.microsoft.com/office/word/2010/wordprocessingGroup" xmlns:wpi="http://schemas.microsoft.com/office/word/2010/wordprocessingInk" xmlns:wne="http://schemas.microsoft.com/office/word/2006/wordml" xmlns:wps="http://schemas.microsoft.com/office/word/2010/wordprocessingShape" mc:Ignorable="w14 w15 w16se w16cid w16 w16cex w16sdtdh wp14">
-  <w:p/>
+  <w:p>
+    <w:pPr>
+      <w:widowControl w:val="0"/>
+      <w:tabs>
+        <w:tab w:val="left" w:pos="360"/>
+        <w:tab w:val="left" w:pos="720"/>
+        <w:tab w:val="left" w:pos="1080"/>
+        <w:tab w:val="left" w:pos="1440"/>
+        <w:tab w:val="left" w:pos="1800"/>
+        <w:tab w:val="left" w:pos="2160"/>
+        <w:tab w:val="left" w:pos="2520"/>
+        <w:tab w:val="left" w:pos="2880"/>
+        <w:tab w:val="left" w:pos="3240"/>
+        <w:tab w:val="left" w:pos="3600"/>
+        <w:tab w:val="left" w:pos="3960"/>
+        <w:tab w:val="left" w:pos="4320"/>
+        <w:tab w:val="left" w:pos="4680"/>
+        <w:tab w:val="left" w:pos="5040"/>
+        <w:tab w:val="left" w:pos="5400"/>
+        <w:tab w:val="left" w:pos="5760"/>
+        <w:tab w:val="left" w:pos="6120"/>
+        <w:tab w:val="left" w:pos="6480"/>
+        <w:tab w:val="left" w:pos="6840"/>
+        <w:tab w:val="left" w:pos="7200"/>
+        <w:tab w:val="left" w:pos="7560"/>
+        <w:tab w:val="left" w:pos="7920"/>
+        <w:tab w:val="left" w:pos="8280"/>
+      </w:tabs>
+      <w:autoSpaceDE w:val="0"/>
+      <w:autoSpaceDN w:val="0"/>
+      <w:adjustRightInd w:val="0"/>
+      <w:spacing w:after="0" w:line="240" w:lineRule="auto"/>
+    </w:pPr>
+    <w:r>
+      <w:rPr>
+        <w:rFonts w:ascii="Arial" w:eastAsia="Times New Roman" w:hAnsi="Arial" w:cs="Arial"/>
+        <w:color w:val="000000"/>
+        <w:sz w:val="15"/>
+        <w:szCs w:val="24"/>
+      </w:rPr>
+      <w:t>Regulado y Supervisado por la Superintendencia de Seguros y Reaseguros de Panamá</w:t>
+    </w:r>
+  </w:p>
 </w:ftr>
 </file>
 
@@ -2283,24 +2406,6 @@
     </w:p>
   </w:footnote>
 </w:footnotes>
-</file>
-
-<file path=word/header1.xml><?xml version="1.0" encoding="utf-8"?>
-<w:hdr xmlns:wpc="http://schemas.microsoft.com/office/word/2010/wordprocessingCanvas" xmlns:cx="http://schemas.microsoft.com/office/drawing/2014/chartex" xmlns:cx1="http://schemas.microsoft.com/office/drawing/2015/9/8/chartex" xmlns:cx2="http://schemas.microsoft.com/office/drawing/2015/10/21/chartex" xmlns:cx3="http://schemas.microsoft.com/office/drawing/2016/5/9/chartex" xmlns:cx4="http://schemas.microsoft.com/office/drawing/2016/5/10/chartex" xmlns:cx5="http://schemas.microsoft.com/office/drawing/2016/5/11/chartex" xmlns:cx6="http://schemas.microsoft.com/office/drawing/2016/5/12/chartex" xmlns:cx7="http://schemas.microsoft.com/office/drawing/2016/5/13/chartex" xmlns:cx8="http://schemas.microsoft.com/office/drawing/2016/5/14/chartex" xmlns:mc="http://schemas.openxmlformats.org/markup-compatibility/2006" xmlns:aink="http://schemas.microsoft.com/office/drawing/2016/ink" xmlns:am3d="http://schemas.microsoft.com/office/drawing/2017/model3d" xmlns:o="urn:schemas-microsoft-com:office:office" xmlns:oel="http://schemas.microsoft.com/office/2019/extlst" xmlns:r="http://schemas.openxmlformats.org/officeDocument/2006/relationships" xmlns:m="http://schemas.openxmlformats.org/officeDocument/2006/math" xmlns:v="urn:schemas-microsoft-com:vml" xmlns:wp14="http://schemas.microsoft.com/office/word/2010/wordprocessingDrawing" xmlns:wp="http://schemas.openxmlformats.org/drawingml/2006/wordprocessingDrawing" xmlns:w10="urn:schemas-microsoft-com:office:word" xmlns:w="http://schemas.openxmlformats.org/wordprocessingml/2006/main" xmlns:w14="http://schemas.microsoft.com/office/word/2010/wordml" xmlns:w15="http://schemas.microsoft.com/office/word/2012/wordml" xmlns:w16cex="http://schemas.microsoft.com/office/word/2018/wordml/cex" xmlns:w16cid="http://schemas.microsoft.com/office/word/2016/wordml/cid" xmlns:w16="http://schemas.microsoft.com/office/word/2018/wordml" xmlns:w16sdtdh="http://schemas.microsoft.com/office/word/2020/wordml/sdtdatahash" xmlns:w16se="http://schemas.microsoft.com/office/word/2015/wordml/symex" xmlns:wpg="http://schemas.microsoft.com/office/word/2010/wordprocessingGroup" xmlns:wpi="http://schemas.microsoft.com/office/word/2010/wordprocessingInk" xmlns:wne="http://schemas.microsoft.com/office/word/2006/wordml" xmlns:wps="http://schemas.microsoft.com/office/word/2010/wordprocessingShape" mc:Ignorable="w14 w15 w16se w16cid w16 w16cex w16sdtdh wp14">
-  <w:p/>
-</w:hdr>
-</file>
-
-<file path=word/header2.xml><?xml version="1.0" encoding="utf-8"?>
-<w:hdr xmlns:wpc="http://schemas.microsoft.com/office/word/2010/wordprocessingCanvas" xmlns:cx="http://schemas.microsoft.com/office/drawing/2014/chartex" xmlns:cx1="http://schemas.microsoft.com/office/drawing/2015/9/8/chartex" xmlns:cx2="http://schemas.microsoft.com/office/drawing/2015/10/21/chartex" xmlns:cx3="http://schemas.microsoft.com/office/drawing/2016/5/9/chartex" xmlns:cx4="http://schemas.microsoft.com/office/drawing/2016/5/10/chartex" xmlns:cx5="http://schemas.microsoft.com/office/drawing/2016/5/11/chartex" xmlns:cx6="http://schemas.microsoft.com/office/drawing/2016/5/12/chartex" xmlns:cx7="http://schemas.microsoft.com/office/drawing/2016/5/13/chartex" xmlns:cx8="http://schemas.microsoft.com/office/drawing/2016/5/14/chartex" xmlns:mc="http://schemas.openxmlformats.org/markup-compatibility/2006" xmlns:aink="http://schemas.microsoft.com/office/drawing/2016/ink" xmlns:am3d="http://schemas.microsoft.com/office/drawing/2017/model3d" xmlns:o="urn:schemas-microsoft-com:office:office" xmlns:oel="http://schemas.microsoft.com/office/2019/extlst" xmlns:r="http://schemas.openxmlformats.org/officeDocument/2006/relationships" xmlns:m="http://schemas.openxmlformats.org/officeDocument/2006/math" xmlns:v="urn:schemas-microsoft-com:vml" xmlns:wp14="http://schemas.microsoft.com/office/word/2010/wordprocessingDrawing" xmlns:wp="http://schemas.openxmlformats.org/drawingml/2006/wordprocessingDrawing" xmlns:w10="urn:schemas-microsoft-com:office:word" xmlns:w="http://schemas.openxmlformats.org/wordprocessingml/2006/main" xmlns:w14="http://schemas.microsoft.com/office/word/2010/wordml" xmlns:w15="http://schemas.microsoft.com/office/word/2012/wordml" xmlns:w16cex="http://schemas.microsoft.com/office/word/2018/wordml/cex" xmlns:w16cid="http://schemas.microsoft.com/office/word/2016/wordml/cid" xmlns:w16="http://schemas.microsoft.com/office/word/2018/wordml" xmlns:w16sdtdh="http://schemas.microsoft.com/office/word/2020/wordml/sdtdatahash" xmlns:w16se="http://schemas.microsoft.com/office/word/2015/wordml/symex" xmlns:wpg="http://schemas.microsoft.com/office/word/2010/wordprocessingGroup" xmlns:wpi="http://schemas.microsoft.com/office/word/2010/wordprocessingInk" xmlns:wne="http://schemas.microsoft.com/office/word/2006/wordml" xmlns:wps="http://schemas.microsoft.com/office/word/2010/wordprocessingShape" mc:Ignorable="w14 w15 w16se w16cid w16 w16cex w16sdtdh wp14">
-  <w:p/>
-</w:hdr>
-</file>
-
-<file path=word/header3.xml><?xml version="1.0" encoding="utf-8"?>
-<w:hdr xmlns:wpc="http://schemas.microsoft.com/office/word/2010/wordprocessingCanvas" xmlns:cx="http://schemas.microsoft.com/office/drawing/2014/chartex" xmlns:cx1="http://schemas.microsoft.com/office/drawing/2015/9/8/chartex" xmlns:cx2="http://schemas.microsoft.com/office/drawing/2015/10/21/chartex" xmlns:cx3="http://schemas.microsoft.com/office/drawing/2016/5/9/chartex" xmlns:cx4="http://schemas.microsoft.com/office/drawing/2016/5/10/chartex" xmlns:cx5="http://schemas.microsoft.com/office/drawing/2016/5/11/chartex" xmlns:cx6="http://schemas.microsoft.com/office/drawing/2016/5/12/chartex" xmlns:cx7="http://schemas.microsoft.com/office/drawing/2016/5/13/chartex" xmlns:cx8="http://schemas.microsoft.com/office/drawing/2016/5/14/chartex" xmlns:mc="http://schemas.openxmlformats.org/markup-compatibility/2006" xmlns:aink="http://schemas.microsoft.com/office/drawing/2016/ink" xmlns:am3d="http://schemas.microsoft.com/office/drawing/2017/model3d" xmlns:o="urn:schemas-microsoft-com:office:office" xmlns:oel="http://schemas.microsoft.com/office/2019/extlst" xmlns:r="http://schemas.openxmlformats.org/officeDocument/2006/relationships" xmlns:m="http://schemas.openxmlformats.org/officeDocument/2006/math" xmlns:v="urn:schemas-microsoft-com:vml" xmlns:wp14="http://schemas.microsoft.com/office/word/2010/wordprocessingDrawing" xmlns:wp="http://schemas.openxmlformats.org/drawingml/2006/wordprocessingDrawing" xmlns:w10="urn:schemas-microsoft-com:office:word" xmlns:w="http://schemas.openxmlformats.org/wordprocessingml/2006/main" xmlns:w14="http://schemas.microsoft.com/office/word/2010/wordml" xmlns:w15="http://schemas.microsoft.com/office/word/2012/wordml" xmlns:w16cex="http://schemas.microsoft.com/office/word/2018/wordml/cex" xmlns:w16cid="http://schemas.microsoft.com/office/word/2016/wordml/cid" xmlns:w16="http://schemas.microsoft.com/office/word/2018/wordml" xmlns:w16sdtdh="http://schemas.microsoft.com/office/word/2020/wordml/sdtdatahash" xmlns:w16se="http://schemas.microsoft.com/office/word/2015/wordml/symex" xmlns:wpg="http://schemas.microsoft.com/office/word/2010/wordprocessingGroup" xmlns:wpi="http://schemas.microsoft.com/office/word/2010/wordprocessingInk" xmlns:wne="http://schemas.microsoft.com/office/word/2006/wordml" xmlns:wps="http://schemas.microsoft.com/office/word/2010/wordprocessingShape" mc:Ignorable="w14 w15 w16se w16cid w16 w16cex w16sdtdh wp14">
-  <w:p/>
-</w:hdr>
 </file>
 
 <file path=word/styles.xml><?xml version="1.0" encoding="utf-8"?>
@@ -2730,6 +2835,55 @@
     <w:semiHidden/>
     <w:unhideWhenUsed/>
   </w:style>
+  <w:style w:type="paragraph" w:styleId="Piedepgina">
+    <w:name w:val="footer"/>
+    <w:basedOn w:val="Normal"/>
+    <w:link w:val="PiedepginaCar"/>
+    <w:uiPriority w:val="99"/>
+    <w:unhideWhenUsed/>
+    <w:rsid w:val="005E11C1"/>
+    <w:pPr>
+      <w:tabs>
+        <w:tab w:val="center" w:pos="4680"/>
+        <w:tab w:val="right" w:pos="9360"/>
+      </w:tabs>
+      <w:spacing w:after="0" w:line="240" w:lineRule="auto"/>
+    </w:pPr>
+  </w:style>
+  <w:style w:type="character" w:customStyle="1" w:styleId="PiedepginaCar">
+    <w:name w:val="Pie de página Car"/>
+    <w:link w:val="Piedepgina"/>
+    <w:uiPriority w:val="99"/>
+    <w:rsid w:val="005E11C1"/>
+    <w:rPr>
+      <w:sz w:val="22"/>
+      <w:szCs w:val="22"/>
+    </w:rPr>
+  </w:style>
+  <w:style w:type="paragraph" w:styleId="Encabezado">
+    <w:name w:val="header"/>
+    <w:basedOn w:val="Normal"/>
+    <w:link w:val="EncabezadoCar"/>
+    <w:uiPriority w:val="99"/>
+    <w:unhideWhenUsed/>
+    <w:rsid w:val="005E11C1"/>
+    <w:pPr>
+      <w:tabs>
+        <w:tab w:val="center" w:pos="4419"/>
+        <w:tab w:val="right" w:pos="8838"/>
+      </w:tabs>
+    </w:pPr>
+  </w:style>
+  <w:style w:type="character" w:customStyle="1" w:styleId="EncabezadoCar">
+    <w:name w:val="Encabezado Car"/>
+    <w:link w:val="Encabezado"/>
+    <w:uiPriority w:val="99"/>
+    <w:rsid w:val="005E11C1"/>
+    <w:rPr>
+      <w:sz w:val="22"/>
+      <w:szCs w:val="22"/>
+    </w:rPr>
+  </w:style>
 </w:styles>
 </file>
 
